--- a/docs/OpenNutri_1005_EK2_Butce_ve_Gerekcesi.docx
+++ b/docs/OpenNutri_1005_EK2_Butce_ve_Gerekcesi.docx
@@ -16545,7 +16545,7 @@
         <w:pos w:val="beneathText"/>
       </w:footnotePr>
       <w:pgSz w:w="11899" w:h="16837" w:code="9"/>
-      <w:pgMar w:top="907" w:right="907" w:bottom="907" w:left="907" w:header="851" w:footer="851" w:gutter="0"/>
+      <w:pgMar w:top="284" w:right="842" w:bottom="1440" w:left="1077" w:header="851" w:footer="851" w:gutter="0"/>
       <w:cols w:space="708"/>
       <w:docGrid w:linePitch="360"/>
     </w:sectPr>

--- a/docs/OpenNutri_1005_EK2_Butce_ve_Gerekcesi.docx
+++ b/docs/OpenNutri_1005_EK2_Butce_ve_Gerekcesi.docx
@@ -2482,7 +2482,7 @@
                 <w:rFonts w:ascii="Arial" w:hAnsi="Arial" w:eastAsia="Arial"/>
                 <w:sz w:val="12"/>
               </w:rPr>
-              <w:t>L3 ağırlıkları açık modellerin geliştirme/testi, çıkarım servisleri, Öğrenilmiş Yönlendirici eğitimi ve PEFT/LoRA-QLoRA ölçeğinde yerel ince ayar.</w:t>
+              <w:t>L3 ağırlıkları açık modellerin geliştirme/testi, çıkarım servisleri, Öğrenilmiş Yönlendirici eğitimi ve PEFT/LoRA-QLoRA ölçeğinde yerel ince ayar. Garanti edilen 1-13B model deneylerini ve LoRA/QLoRA ince ayarını karşılar; 30-70B ve tam ince ayar TRUBA'ya bağlı koşullu deneylerdir.</w:t>
             </w:r>
           </w:p>
         </w:tc>
@@ -3146,7 +3146,7 @@
                 <w:rFonts w:ascii="Arial" w:hAnsi="Arial" w:eastAsia="Arial"/>
                 <w:sz w:val="13"/>
               </w:rPr>
-              <w:t>Depolama genişletme, yedek parça ve laboratuvar/altyapı sarf ihtiyaçları.</w:t>
+              <w:t>Depolama genişletme, yedek parça ve altyapı sarf ihtiyaçları; Makine-Teçhizat kalemindeki NAS depolamadan ayrı, tüketilebilir/yedek bileşenlerdir.</w:t>
             </w:r>
           </w:p>
         </w:tc>
@@ -3834,7 +3834,7 @@
                 <w:rFonts w:ascii="Arial" w:hAnsi="Arial" w:eastAsia="Arial"/>
                 <w:sz w:val="12"/>
               </w:rPr>
-              <w:t>L4 yükseltme katmanı, maliyet-kalite kıyaslaması ve yalnızca başarısız alt görevlerde sınırlı ticari API çağrıları.</w:t>
+              <w:t>L4 yükseltme katmanı ve maliyet-kalite kıyaslaması; yalnızca başarısız alt görevlerde sınırlı ticari API çağrıları. Tahmini temel: makalelerin ~%10-15'inde, çağrı başına ~3-5K token ve güncel ticari model fiyatları, artı kilitli kıyaslama test kümesinin token bütçesi.</w:t>
             </w:r>
           </w:p>
         </w:tc>
@@ -4059,7 +4059,7 @@
                 <w:rFonts w:ascii="Arial" w:hAnsi="Arial" w:eastAsia="Arial"/>
                 <w:sz w:val="12"/>
               </w:rPr>
-              <w:t>Patent ön taramasının ürünleşme aşamasında güncellenmesi ve yayın redaksiyonu.</w:t>
+              <w:t>Patent ön taramasının ürünleşme aşamasında güncellenmesi (~7.000 TL) ve hakemli yayınlar için redaksiyon/çeviri (~8.000 TL).</w:t>
             </w:r>
           </w:p>
         </w:tc>

--- a/docs/OpenNutri_1005_EK2_Butce_ve_Gerekcesi.docx
+++ b/docs/OpenNutri_1005_EK2_Butce_ve_Gerekcesi.docx
@@ -1018,7 +1018,7 @@
                 <w:rFonts w:ascii="Arial" w:hAnsi="Arial" w:eastAsia="Arial"/>
                 <w:sz w:val="12"/>
               </w:rPr>
-              <w:t>242.000</w:t>
+              <w:t>96.000</w:t>
             </w:r>
           </w:p>
         </w:tc>
@@ -1046,7 +1046,7 @@
                 <w:rFonts w:ascii="Arial" w:hAnsi="Arial" w:eastAsia="Arial"/>
                 <w:sz w:val="12"/>
               </w:rPr>
-              <w:t>25.000</w:t>
+              <w:t>12.000</w:t>
             </w:r>
           </w:p>
         </w:tc>
@@ -1074,7 +1074,7 @@
                 <w:rFonts w:ascii="Arial" w:hAnsi="Arial" w:eastAsia="Arial"/>
                 <w:sz w:val="12"/>
               </w:rPr>
-              <w:t>60.000</w:t>
+              <w:t>155.000</w:t>
             </w:r>
           </w:p>
         </w:tc>
@@ -1217,7 +1217,7 @@
                 <w:b/>
                 <w:sz w:val="12"/>
               </w:rPr>
-              <w:t>1.200.000</w:t>
+              <w:t>1.136.000</w:t>
             </w:r>
           </w:p>
         </w:tc>
@@ -1805,7 +1805,7 @@
                 <w:rFonts w:ascii="Arial" w:hAnsi="Arial" w:eastAsia="Arial"/>
                 <w:sz w:val="12"/>
               </w:rPr>
-              <w:t>242.000</w:t>
+              <w:t>96.000</w:t>
             </w:r>
           </w:p>
         </w:tc>
@@ -1833,7 +1833,7 @@
                 <w:rFonts w:ascii="Arial" w:hAnsi="Arial" w:eastAsia="Arial"/>
                 <w:sz w:val="12"/>
               </w:rPr>
-              <w:t>25.000</w:t>
+              <w:t>12.000</w:t>
             </w:r>
           </w:p>
         </w:tc>
@@ -1861,7 +1861,7 @@
                 <w:rFonts w:ascii="Arial" w:hAnsi="Arial" w:eastAsia="Arial"/>
                 <w:sz w:val="12"/>
               </w:rPr>
-              <w:t>60.000</w:t>
+              <w:t>155.000</w:t>
             </w:r>
           </w:p>
         </w:tc>
@@ -2004,7 +2004,7 @@
                 <w:b/>
                 <w:sz w:val="12"/>
               </w:rPr>
-              <w:t>1.200.000</w:t>
+              <w:t>1.136.000</w:t>
             </w:r>
           </w:p>
         </w:tc>
@@ -2454,7 +2454,7 @@
                 <w:rFonts w:ascii="Arial" w:hAnsi="Arial" w:eastAsia="Arial"/>
                 <w:sz w:val="12"/>
               </w:rPr>
-              <w:t>GPU iş istasyonu / 1 adet</w:t>
+              <w:t>GPU geliştirme/servis iş istasyonu / 1 adet</w:t>
             </w:r>
           </w:p>
         </w:tc>
@@ -2482,7 +2482,7 @@
                 <w:rFonts w:ascii="Arial" w:hAnsi="Arial" w:eastAsia="Arial"/>
                 <w:sz w:val="12"/>
               </w:rPr>
-              <w:t>L3 ağırlıkları açık modellerin geliştirme/testi, çıkarım servisleri, Öğrenilmiş Yönlendirici eğitimi ve PEFT/LoRA-QLoRA ölçeğinde yerel ince ayar. Garanti edilen 1-13B model deneylerini ve LoRA/QLoRA ince ayarını karşılar; 30-70B ve tam ince ayar TRUBA'ya bağlı koşullu deneylerdir.</w:t>
+              <w:t>Yerel geliştirme, prototip iterasyonu, çıkarım servisi ve PEFT/LoRA-QLoRA ölçeğinde deneme için iş istasyonu. TRUBA yazılım geliştirme amacıyla kullanılamadığından geliştirme ve hata ayıklama bu istasyonda yürütülür; ağır toplu çıkarım ile model eğitimi/ince ayarı (30-70B tam ince ayar dâhil) sözleşmeyle tahsis edilen TRUBA H100/H200 kaynaklarında çalıştırılır. İstasyon ayrıca TRUBA erişimi gecikirse öncelikli alt küme için yedek kaynaktır.</w:t>
             </w:r>
           </w:p>
         </w:tc>
@@ -2510,7 +2510,7 @@
                 <w:rFonts w:ascii="Arial" w:hAnsi="Arial" w:eastAsia="Arial"/>
                 <w:sz w:val="12"/>
               </w:rPr>
-              <w:t>Tek GPU, 16-24 GB VRAM sınıfı; çok çekirdekli CPU; 64-128 GB RAM; 1-2 TB NVMe. Kesin model proforma aşamasında belirlenecektir.</w:t>
+              <w:t>16 GB VRAM sınıfı GPU; çok çekirdekli CPU; 64-128 GB RAM; 2 TB NVMe ve yerel çalışma/yedek diski. Kesin model proforma aşamasında belirlenecektir.</w:t>
             </w:r>
           </w:p>
         </w:tc>
@@ -2539,7 +2539,7 @@
                 <w:rFonts w:ascii="Arial" w:hAnsi="Arial" w:eastAsia="Arial"/>
                 <w:sz w:val="12"/>
               </w:rPr>
-              <w:t>170.000</w:t>
+              <w:t>90.000</w:t>
             </w:r>
           </w:p>
         </w:tc>
@@ -2571,7 +2571,7 @@
                 <w:rFonts w:ascii="Arial" w:hAnsi="Arial" w:eastAsia="Arial"/>
                 <w:sz w:val="12"/>
               </w:rPr>
-              <w:t>NAS depolama + diskler / 1 adet</w:t>
+              <w:t>Kesintisiz güç kaynağı (KGK) / 1 adet</w:t>
             </w:r>
           </w:p>
         </w:tc>
@@ -2599,7 +2599,7 @@
                 <w:rFonts w:ascii="Arial" w:hAnsi="Arial" w:eastAsia="Arial"/>
                 <w:sz w:val="12"/>
               </w:rPr>
-              <w:t>Birincil veri tabanı, PDF/tam metin önbelleği, model kontrol noktaları ve yedekleme.</w:t>
+              <w:t>Yerel iş istasyonunun güç kesintilerine karşı korunması ve veri bütünlüğü.</w:t>
             </w:r>
           </w:p>
         </w:tc>
@@ -2627,7 +2627,7 @@
                 <w:rFonts w:ascii="Arial" w:hAnsi="Arial" w:eastAsia="Arial"/>
                 <w:sz w:val="12"/>
               </w:rPr>
-              <w:t>Yedekli NAS, yaklaşık 8-12 TB ham depolama kapasitesi.</w:t>
+              <w:t>İş istasyonu için uygun kapasiteli çevrim içi/hat etkileşimli KGK. Ağ donanımı talep edilmemektedir; kurum ağı kullanılacaktır.</w:t>
             </w:r>
           </w:p>
         </w:tc>
@@ -2655,7 +2655,7 @@
                 <w:rFonts w:ascii="Arial" w:hAnsi="Arial" w:eastAsia="Arial"/>
                 <w:sz w:val="12"/>
               </w:rPr>
-              <w:t>55.000</w:t>
+              <w:t>6.000</w:t>
             </w:r>
           </w:p>
         </w:tc>
@@ -2685,9 +2685,10 @@
             <w:r>
               <w:rPr>
                 <w:rFonts w:ascii="Arial" w:hAnsi="Arial" w:eastAsia="Arial"/>
+                <w:b/>
                 <w:sz w:val="12"/>
               </w:rPr>
-              <w:t>Kesintisiz güç kaynağı (KGK) + ağ donanımı / 1 set</w:t>
+              <w:t>TOPLAM</w:t>
             </w:r>
           </w:p>
         </w:tc>
@@ -2706,18 +2707,6 @@
               <w:spacing w:after="40" w:before="0" w:line="240" w:lineRule="auto"/>
             </w:pPr>
           </w:p>
-          <w:p>
-            <w:pPr>
-              <w:spacing w:after="40" w:before="0" w:line="240" w:lineRule="auto"/>
-            </w:pPr>
-            <w:r>
-              <w:rPr>
-                <w:rFonts w:ascii="Arial" w:hAnsi="Arial" w:eastAsia="Arial"/>
-                <w:sz w:val="12"/>
-              </w:rPr>
-              <w:t>Kesintisiz operasyon ve veri bütünlüğü.</w:t>
-            </w:r>
-          </w:p>
         </w:tc>
         <w:tc>
           <w:tcPr>
@@ -2734,18 +2723,6 @@
               <w:spacing w:after="40" w:before="0" w:line="240" w:lineRule="auto"/>
             </w:pPr>
           </w:p>
-          <w:p>
-            <w:pPr>
-              <w:spacing w:after="40" w:before="0" w:line="240" w:lineRule="auto"/>
-            </w:pPr>
-            <w:r>
-              <w:rPr>
-                <w:rFonts w:ascii="Arial" w:hAnsi="Arial" w:eastAsia="Arial"/>
-                <w:sz w:val="12"/>
-              </w:rPr>
-              <w:t>İş istasyonu ve NAS için uygun kapasiteli KGK; temel ağ bağlantı donanımı.</w:t>
-            </w:r>
-          </w:p>
         </w:tc>
         <w:tc>
           <w:tcPr>
@@ -2769,9 +2746,10 @@
             <w:r>
               <w:rPr>
                 <w:rFonts w:ascii="Arial" w:hAnsi="Arial" w:eastAsia="Arial"/>
+                <w:b/>
                 <w:sz w:val="12"/>
               </w:rPr>
-              <w:t>17.000</w:t>
+              <w:t>96.000</w:t>
             </w:r>
           </w:p>
         </w:tc>
@@ -3118,7 +3096,7 @@
                 <w:rFonts w:ascii="Arial" w:hAnsi="Arial" w:eastAsia="Arial"/>
                 <w:sz w:val="13"/>
               </w:rPr>
-              <w:t>SSD/HDD yedekleri, bileşenler, kablolar ve küçük donanım</w:t>
+              <w:t>SSD/HDD yedekleri, kablolar, bileşenler ve küçük donanım</w:t>
             </w:r>
           </w:p>
         </w:tc>
@@ -3146,7 +3124,7 @@
                 <w:rFonts w:ascii="Arial" w:hAnsi="Arial" w:eastAsia="Arial"/>
                 <w:sz w:val="13"/>
               </w:rPr>
-              <w:t>Depolama genişletme, yedek parça ve altyapı sarf ihtiyaçları; Makine-Teçhizat kalemindeki NAS depolamadan ayrı, tüketilebilir/yedek bileşenlerdir.</w:t>
+              <w:t>Yedek depolama diski, yedek parça, kablolar ve küçük donanım/sarf ihtiyaçları (tüketilebilir/yedek bileşenler).</w:t>
             </w:r>
           </w:p>
         </w:tc>
@@ -3175,7 +3153,7 @@
                 <w:rFonts w:ascii="Arial" w:hAnsi="Arial" w:eastAsia="Arial"/>
                 <w:sz w:val="13"/>
               </w:rPr>
-              <w:t>25.000</w:t>
+              <w:t>12.000</w:t>
             </w:r>
           </w:p>
         </w:tc>
@@ -3326,7 +3304,7 @@
                 <w:b/>
                 <w:sz w:val="13"/>
               </w:rPr>
-              <w:t>25.000</w:t>
+              <w:t>12.000</w:t>
             </w:r>
           </w:p>
         </w:tc>
@@ -3778,7 +3756,7 @@
                 <w:rFonts w:ascii="Arial" w:hAnsi="Arial" w:eastAsia="Arial"/>
                 <w:sz w:val="12"/>
               </w:rPr>
-              <w:t>Ticari LLM API kullanımı</w:t>
+              <w:t>TRUBA yüksek başarımlı hesaplama (HSB/VSB) hizmet alımı</w:t>
             </w:r>
           </w:p>
         </w:tc>
@@ -3806,7 +3784,7 @@
                 <w:rFonts w:ascii="Arial" w:hAnsi="Arial" w:eastAsia="Arial"/>
                 <w:sz w:val="12"/>
               </w:rPr>
-              <w:t>Model sağlayıcıları</w:t>
+              <w:t>TÜBİTAK ULAKBİM (TRUBA)</w:t>
             </w:r>
           </w:p>
         </w:tc>
@@ -3834,7 +3812,7 @@
                 <w:rFonts w:ascii="Arial" w:hAnsi="Arial" w:eastAsia="Arial"/>
                 <w:sz w:val="12"/>
               </w:rPr>
-              <w:t>L4 yükseltme katmanı ve maliyet-kalite kıyaslaması; yalnızca başarısız alt görevlerde sınırlı ticari API çağrıları. Tahmini temel: makalelerin ~%10-15'inde, çağrı başına ~3-5K token ve güncel ticari model fiyatları, artı kilitli kıyaslama test kümesinin token bütçesi.</w:t>
+              <w:t>Toplu model çıkarımı ve model eğitimi/ince ayarı (30-70B tam ince ayar dâhil) için sözleşmeyle tahsis edilen H100/H200 GPU hesaplama ve depolama hizmeti. 2026 ARDEB akademik tarifesi (~13,28 TL/GPU-saat, KDV hariç) temelinde yaklaşık 6.000 GPU-saat + depolama; KDV dâhil. Proje kabulünde ULAKBİM ile imzalanacak sözleşmeyle kesinleşir; yazılım geliştirme yerel iş istasyonunda yapılır.</w:t>
             </w:r>
           </w:p>
         </w:tc>
@@ -3863,7 +3841,7 @@
                 <w:rFonts w:ascii="Arial" w:hAnsi="Arial" w:eastAsia="Arial"/>
                 <w:sz w:val="12"/>
               </w:rPr>
-              <w:t>35.000</w:t>
+              <w:t>100.000</w:t>
             </w:r>
           </w:p>
         </w:tc>
@@ -3892,7 +3870,7 @@
                 <w:rFonts w:ascii="Arial" w:hAnsi="Arial" w:eastAsia="Arial"/>
                 <w:sz w:val="12"/>
               </w:rPr>
-              <w:t>Bulut yedekleme / dağıtım</w:t>
+              <w:t>Ticari LLM API kullanımı</w:t>
             </w:r>
           </w:p>
         </w:tc>
@@ -3920,7 +3898,7 @@
                 <w:rFonts w:ascii="Arial" w:hAnsi="Arial" w:eastAsia="Arial"/>
                 <w:sz w:val="12"/>
               </w:rPr>
-              <w:t>Bulut hizmet sağlayıcıları</w:t>
+              <w:t>Model sağlayıcıları</w:t>
             </w:r>
           </w:p>
         </w:tc>
@@ -3947,7 +3925,7 @@
                 <w:rFonts w:ascii="Arial" w:hAnsi="Arial" w:eastAsia="Arial"/>
                 <w:sz w:val="12"/>
               </w:rPr>
-              <w:t>Felaket kurtarma, yedekleme ve API dağıtım esnekliği.</w:t>
+              <w:t>L4 yükseltme katmanı ve maliyet-kalite kıyaslaması; yalnızca başarısız alt görevlerde sınırlı ticari API çağrıları. Tahmini temel: makalelerin ~%10-15'inde, çağrı başına ~3-5K token ve güncel ticari model fiyatları, artı kilitli kıyaslama test kümesinin token bütçesi.</w:t>
             </w:r>
           </w:p>
         </w:tc>
@@ -3975,7 +3953,7 @@
                 <w:rFonts w:ascii="Arial" w:hAnsi="Arial" w:eastAsia="Arial"/>
                 <w:sz w:val="12"/>
               </w:rPr>
-              <w:t>10.000</w:t>
+              <w:t>35.000</w:t>
             </w:r>
           </w:p>
         </w:tc>
@@ -4004,7 +3982,7 @@
                 <w:rFonts w:ascii="Arial" w:hAnsi="Arial" w:eastAsia="Arial"/>
                 <w:sz w:val="12"/>
               </w:rPr>
-              <w:t>TTO patent taraması güncelleme + akademik redaksiyon/çeviri</w:t>
+              <w:t>Bulut depolama / yedekleme / dağıtım</w:t>
             </w:r>
           </w:p>
         </w:tc>
@@ -4032,7 +4010,7 @@
                 <w:rFonts w:ascii="Arial" w:hAnsi="Arial" w:eastAsia="Arial"/>
                 <w:sz w:val="12"/>
               </w:rPr>
-              <w:t>Kurum TTO / dış hizmet sağlayıcı</w:t>
+              <w:t>Bulut hizmet sağlayıcıları</w:t>
             </w:r>
           </w:p>
         </w:tc>
@@ -4059,7 +4037,7 @@
                 <w:rFonts w:ascii="Arial" w:hAnsi="Arial" w:eastAsia="Arial"/>
                 <w:sz w:val="12"/>
               </w:rPr>
-              <w:t>Patent ön taramasının ürünleşme aşamasında güncellenmesi (~7.000 TL) ve hakemli yayınlar için redaksiyon/çeviri (~8.000 TL).</w:t>
+              <w:t>Üretim veri tabanı ve PDF/tam metin önbelleğinin bulut barındırması, felaket kurtarma yedeklemesi ve API dağıtım esnekliği. Ayrı bir NAS yerine mevcut bulut altyapısı (Supabase/nesne depolama) kullanılır.</w:t>
             </w:r>
           </w:p>
         </w:tc>
@@ -4087,7 +4065,7 @@
                 <w:rFonts w:ascii="Arial" w:hAnsi="Arial" w:eastAsia="Arial"/>
                 <w:sz w:val="12"/>
               </w:rPr>
-              <w:t>15.000</w:t>
+              <w:t>20.000</w:t>
             </w:r>
           </w:p>
         </w:tc>
